--- a/FabricaHilos/Data/RecursosHumanos/Aquarius/Compensacion/DiaLibrePorCompensar/AcuerdoCompHE.docx
+++ b/FabricaHilos/Data/RecursosHumanos/Aquarius/Compensacion/DiaLibrePorCompensar/AcuerdoCompHE.docx
@@ -917,26 +917,6 @@
           <w14:ligatures w14:val="none"/>
         </w:rPr>
         <w:t xml:space="preserve"> N°…</w:t>
-      </w:r>
-      <w:r>
-        <w:rPr>
-          <w:rFonts w:ascii="Calibri" w:eastAsia="Times New Roman" w:hAnsi="Calibri" w:cs="Calibri"/>
-          <w:color w:val="000000"/>
-          <w:kern w:val="0"/>
-          <w:lang w:eastAsia="es-PE"/>
-          <w14:ligatures w14:val="none"/>
-        </w:rPr>
-        <w:t>……</w:t>
-      </w:r>
-      <w:r>
-        <w:rPr>
-          <w:rFonts w:ascii="Calibri" w:eastAsia="Times New Roman" w:hAnsi="Calibri" w:cs="Calibri"/>
-          <w:color w:val="000000"/>
-          <w:kern w:val="0"/>
-          <w:lang w:eastAsia="es-PE"/>
-          <w14:ligatures w14:val="none"/>
-        </w:rPr>
-        <w:t>.</w:t>
       </w:r>
       <w:r>
         <w:rPr>
@@ -4020,7 +4000,7 @@
           </mc:Choice>
           <mc:Fallback>
             <w:pict>
-              <v:line w14:anchorId="51A1E8CE" id="Conector recto 1" o:spid="_x0000_s1026" style="position:absolute;z-index:251659264;visibility:visible;mso-wrap-style:square;mso-wrap-distance-left:9pt;mso-wrap-distance-top:0;mso-wrap-distance-right:9pt;mso-wrap-distance-bottom:0;mso-position-horizontal:absolute;mso-position-horizontal-relative:text;mso-position-vertical:absolute;mso-position-vertical-relative:text" from="75.75pt,11.85pt" to="204.75pt,11.85pt" o:gfxdata="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" strokecolor="black [3200]" strokeweight=".5pt">
+              <v:line w14:anchorId="0904A11D" id="Conector recto 1" o:spid="_x0000_s1026" style="position:absolute;z-index:251659264;visibility:visible;mso-wrap-style:square;mso-wrap-distance-left:9pt;mso-wrap-distance-top:0;mso-wrap-distance-right:9pt;mso-wrap-distance-bottom:0;mso-position-horizontal:absolute;mso-position-horizontal-relative:text;mso-position-vertical:absolute;mso-position-vertical-relative:text" from="75.75pt,11.85pt" to="204.75pt,11.85pt" o:gfxdata="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" strokecolor="black [3200]" strokeweight=".5pt">
                 <v:stroke joinstyle="miter"/>
               </v:line>
             </w:pict>
